--- a/documentation/user_guides/individual_programs/library_stats/Library_Stats_User_Guide.docx
+++ b/documentation/user_guides/individual_programs/library_stats/Library_Stats_User_Guide.docx
@@ -458,7 +458,440 @@
     </w:p>
     <w:p>
       <w:r>
-        <w:t>After a scan, Export lets the GUI save the metadata report as CSV or JSON. The CSV is intended for spreadsheet use; JSON contains the serialized StatsReport, including distributions, missing-data counts, top lists, and scan details. Completeness has separate CSV and JSON export buttons.</w:t>
+        <w:t>After a scan, Export lets the GUI save the same scan in four shapes, chosen by the file extension you give the dialog. The CSV is intended for spreadsheet use; JSON contains the serialized StatsReport, including distributions, missing-data counts, top lists, and scan details. Completeness has separate CSV and JSON export buttons.</w:t>
+      </w:r>
+    </w:p>
+    <w:tbl>
+      <w:tblPr>
+        <w:tblStyle w:val="TableGrid"/>
+        <w:tblW w:type="auto" w:w="0"/>
+        <w:tblLook w:firstColumn="1" w:firstRow="1" w:lastColumn="0" w:lastRow="0" w:noHBand="0" w:noVBand="1" w:val="04A0"/>
+      </w:tblPr>
+      <w:tblGrid>
+        <w:gridCol w:w="4320"/>
+        <w:gridCol w:w="4320"/>
+      </w:tblGrid>
+      <w:tr>
+        <w:tc>
+          <w:tcPr>
+            <w:tcW w:type="dxa" w:w="4320"/>
+            <w:shd w:val="clear" w:color="auto" w:fill="D9E2F3"/>
+          </w:tcPr>
+          <w:p>
+            <w:r>
+              <w:rPr>
+                <w:b/>
+              </w:rPr>
+              <w:t>Format</w:t>
+            </w:r>
+          </w:p>
+        </w:tc>
+        <w:tc>
+          <w:tcPr>
+            <w:tcW w:type="dxa" w:w="4320"/>
+            <w:shd w:val="clear" w:color="auto" w:fill="D9E2F3"/>
+          </w:tcPr>
+          <w:p>
+            <w:r>
+              <w:rPr>
+                <w:b/>
+              </w:rPr>
+              <w:t>What it is</w:t>
+            </w:r>
+          </w:p>
+        </w:tc>
+      </w:tr>
+      <w:tr>
+        <w:tc>
+          <w:tcPr>
+            <w:tcW w:type="dxa" w:w="4320"/>
+          </w:tcPr>
+          <w:p>
+            <w:r>
+              <w:t>CSV</w:t>
+            </w:r>
+          </w:p>
+        </w:tc>
+        <w:tc>
+          <w:tcPr>
+            <w:tcW w:type="dxa" w:w="4320"/>
+          </w:tcPr>
+          <w:p>
+            <w:r>
+              <w:t>One row per file, for a spreadsheet</w:t>
+            </w:r>
+          </w:p>
+        </w:tc>
+      </w:tr>
+      <w:tr>
+        <w:tc>
+          <w:tcPr>
+            <w:tcW w:type="dxa" w:w="4320"/>
+          </w:tcPr>
+          <w:p>
+            <w:r>
+              <w:t>JSON</w:t>
+            </w:r>
+          </w:p>
+        </w:tc>
+        <w:tc>
+          <w:tcPr>
+            <w:tcW w:type="dxa" w:w="4320"/>
+          </w:tcPr>
+          <w:p>
+            <w:r>
+              <w:t>The full StatsReport, for a script</w:t>
+            </w:r>
+          </w:p>
+        </w:tc>
+      </w:tr>
+      <w:tr>
+        <w:tc>
+          <w:tcPr>
+            <w:tcW w:type="dxa" w:w="4320"/>
+          </w:tcPr>
+          <w:p>
+            <w:r>
+              <w:t>M3U</w:t>
+            </w:r>
+          </w:p>
+        </w:tc>
+        <w:tc>
+          <w:tcPr>
+            <w:tcW w:type="dxa" w:w="4320"/>
+          </w:tcPr>
+          <w:p>
+            <w:r>
+              <w:t>An extended M3U playlist a player opens</w:t>
+            </w:r>
+          </w:p>
+        </w:tc>
+      </w:tr>
+      <w:tr>
+        <w:tc>
+          <w:tcPr>
+            <w:tcW w:type="dxa" w:w="4320"/>
+          </w:tcPr>
+          <w:p>
+            <w:r>
+              <w:t>HTML</w:t>
+            </w:r>
+          </w:p>
+        </w:tc>
+        <w:tc>
+          <w:tcPr>
+            <w:tcW w:type="dxa" w:w="4320"/>
+          </w:tcPr>
+          <w:p>
+            <w:r>
+              <w:t>A self-contained table page, with no external assets</w:t>
+            </w:r>
+          </w:p>
+        </w:tc>
+      </w:tr>
+    </w:tbl>
+    <w:p/>
+    <w:p>
+      <w:r>
+        <w:t xml:space="preserve">The </w:t>
+      </w:r>
+      <w:r>
+        <w:rPr>
+          <w:b/>
+        </w:rPr>
+        <w:t>Camelot column</w:t>
+      </w:r>
+      <w:r>
+        <w:t xml:space="preserve"> checkbox adds the harmonic-mixing code for each file's key to the CSV and HTML exports.</w:t>
+      </w:r>
+    </w:p>
+    <w:p>
+      <w:pPr>
+        <w:pStyle w:val="Heading2"/>
+      </w:pPr>
+      <w:r>
+        <w:t>Playlists and Playlist Order</w:t>
+      </w:r>
+    </w:p>
+    <w:p>
+      <w:r>
+        <w:t>An M3U export opens with the `#EXTM3U` header, then one `#EXTINF` line (playing time in seconds and `Artist - Title`) and one path per file. Paths are absolute and use forward slashes on every platform, because some players reject a backslash path. An unknown duration is written as -1 rather than 0.</w:t>
+      </w:r>
+    </w:p>
+    <w:p>
+      <w:r>
+        <w:t>Files are written in playlist order — album artist, then album, then track number, then filename — not in directory-walk order, so an album does not shuffle. A file with no track number sorts after the numbered files in its album, and a file with no tags at all is still listed by its filename.</w:t>
+      </w:r>
+    </w:p>
+    <w:p>
+      <w:pPr>
+        <w:pStyle w:val="Heading2"/>
+      </w:pPr>
+      <w:r>
+        <w:t>The Camelot Wheel</w:t>
+      </w:r>
+    </w:p>
+    <w:p>
+      <w:r>
+        <w:t>The Camelot code is a pure mapping from the key the Key Detector already wrote, so nothing extra is analyzed:</w:t>
+      </w:r>
+    </w:p>
+    <w:tbl>
+      <w:tblPr>
+        <w:tblStyle w:val="TableGrid"/>
+        <w:tblW w:type="auto" w:w="0"/>
+        <w:tblLook w:firstColumn="1" w:firstRow="1" w:lastColumn="0" w:lastRow="0" w:noHBand="0" w:noVBand="1" w:val="04A0"/>
+      </w:tblPr>
+      <w:tblGrid>
+        <w:gridCol w:w="2160"/>
+        <w:gridCol w:w="2160"/>
+        <w:gridCol w:w="2160"/>
+        <w:gridCol w:w="2160"/>
+      </w:tblGrid>
+      <w:tr>
+        <w:tc>
+          <w:tcPr>
+            <w:tcW w:type="dxa" w:w="2160"/>
+            <w:shd w:val="clear" w:color="auto" w:fill="D9E2F3"/>
+          </w:tcPr>
+          <w:p>
+            <w:r>
+              <w:rPr>
+                <w:b/>
+              </w:rPr>
+              <w:t>Key</w:t>
+            </w:r>
+          </w:p>
+        </w:tc>
+        <w:tc>
+          <w:tcPr>
+            <w:tcW w:type="dxa" w:w="2160"/>
+            <w:shd w:val="clear" w:color="auto" w:fill="D9E2F3"/>
+          </w:tcPr>
+          <w:p>
+            <w:r>
+              <w:rPr>
+                <w:b/>
+              </w:rPr>
+              <w:t>Camelot</w:t>
+            </w:r>
+          </w:p>
+        </w:tc>
+        <w:tc>
+          <w:tcPr>
+            <w:tcW w:type="dxa" w:w="2160"/>
+            <w:shd w:val="clear" w:color="auto" w:fill="D9E2F3"/>
+          </w:tcPr>
+          <w:p>
+            <w:r>
+              <w:rPr>
+                <w:b/>
+              </w:rPr>
+              <w:t>Key</w:t>
+            </w:r>
+          </w:p>
+        </w:tc>
+        <w:tc>
+          <w:tcPr>
+            <w:tcW w:type="dxa" w:w="2160"/>
+            <w:shd w:val="clear" w:color="auto" w:fill="D9E2F3"/>
+          </w:tcPr>
+          <w:p>
+            <w:r>
+              <w:rPr>
+                <w:b/>
+              </w:rPr>
+              <w:t>Camelot</w:t>
+            </w:r>
+          </w:p>
+        </w:tc>
+      </w:tr>
+      <w:tr>
+        <w:tc>
+          <w:tcPr>
+            <w:tcW w:type="dxa" w:w="2160"/>
+          </w:tcPr>
+          <w:p>
+            <w:r>
+              <w:t>C</w:t>
+            </w:r>
+          </w:p>
+        </w:tc>
+        <w:tc>
+          <w:tcPr>
+            <w:tcW w:type="dxa" w:w="2160"/>
+          </w:tcPr>
+          <w:p>
+            <w:r>
+              <w:t>8B</w:t>
+            </w:r>
+          </w:p>
+        </w:tc>
+        <w:tc>
+          <w:tcPr>
+            <w:tcW w:type="dxa" w:w="2160"/>
+          </w:tcPr>
+          <w:p>
+            <w:r>
+              <w:t>Am</w:t>
+            </w:r>
+          </w:p>
+        </w:tc>
+        <w:tc>
+          <w:tcPr>
+            <w:tcW w:type="dxa" w:w="2160"/>
+          </w:tcPr>
+          <w:p>
+            <w:r>
+              <w:t>8A</w:t>
+            </w:r>
+          </w:p>
+        </w:tc>
+      </w:tr>
+      <w:tr>
+        <w:tc>
+          <w:tcPr>
+            <w:tcW w:type="dxa" w:w="2160"/>
+          </w:tcPr>
+          <w:p>
+            <w:r>
+              <w:t>Ab</w:t>
+            </w:r>
+          </w:p>
+        </w:tc>
+        <w:tc>
+          <w:tcPr>
+            <w:tcW w:type="dxa" w:w="2160"/>
+          </w:tcPr>
+          <w:p>
+            <w:r>
+              <w:t>4B</w:t>
+            </w:r>
+          </w:p>
+        </w:tc>
+        <w:tc>
+          <w:tcPr>
+            <w:tcW w:type="dxa" w:w="2160"/>
+          </w:tcPr>
+          <w:p>
+            <w:r>
+              <w:t>Fm</w:t>
+            </w:r>
+          </w:p>
+        </w:tc>
+        <w:tc>
+          <w:tcPr>
+            <w:tcW w:type="dxa" w:w="2160"/>
+          </w:tcPr>
+          <w:p>
+            <w:r>
+              <w:t>4A</w:t>
+            </w:r>
+          </w:p>
+        </w:tc>
+      </w:tr>
+      <w:tr>
+        <w:tc>
+          <w:tcPr>
+            <w:tcW w:type="dxa" w:w="2160"/>
+          </w:tcPr>
+          <w:p>
+            <w:r>
+              <w:t>D</w:t>
+            </w:r>
+          </w:p>
+        </w:tc>
+        <w:tc>
+          <w:tcPr>
+            <w:tcW w:type="dxa" w:w="2160"/>
+          </w:tcPr>
+          <w:p>
+            <w:r>
+              <w:t>10B</w:t>
+            </w:r>
+          </w:p>
+        </w:tc>
+        <w:tc>
+          <w:tcPr>
+            <w:tcW w:type="dxa" w:w="2160"/>
+          </w:tcPr>
+          <w:p>
+            <w:r>
+              <w:t>Bm</w:t>
+            </w:r>
+          </w:p>
+        </w:tc>
+        <w:tc>
+          <w:tcPr>
+            <w:tcW w:type="dxa" w:w="2160"/>
+          </w:tcPr>
+          <w:p>
+            <w:r>
+              <w:t>10A</w:t>
+            </w:r>
+          </w:p>
+        </w:tc>
+      </w:tr>
+      <w:tr>
+        <w:tc>
+          <w:tcPr>
+            <w:tcW w:type="dxa" w:w="2160"/>
+          </w:tcPr>
+          <w:p>
+            <w:r>
+              <w:t>Ebm</w:t>
+            </w:r>
+          </w:p>
+        </w:tc>
+        <w:tc>
+          <w:tcPr>
+            <w:tcW w:type="dxa" w:w="2160"/>
+          </w:tcPr>
+          <w:p>
+            <w:r>
+              <w:t>2A</w:t>
+            </w:r>
+          </w:p>
+        </w:tc>
+        <w:tc>
+          <w:tcPr>
+            <w:tcW w:type="dxa" w:w="2160"/>
+          </w:tcPr>
+          <w:p>
+            <w:r>
+              <w:t>F#</w:t>
+            </w:r>
+          </w:p>
+        </w:tc>
+        <w:tc>
+          <w:tcPr>
+            <w:tcW w:type="dxa" w:w="2160"/>
+          </w:tcPr>
+          <w:p>
+            <w:r>
+              <w:t>2B</w:t>
+            </w:r>
+          </w:p>
+        </w:tc>
+      </w:tr>
+    </w:tbl>
+    <w:p/>
+    <w:p>
+      <w:r>
+        <w:t>Both spellings of an enharmonic pair map to the same code (G#/Ab, D#/Eb, A#/Bb), and a file with no key — including one the Key Detector deliberately left untagged — gets an empty code rather than a plausible one.</w:t>
+      </w:r>
+    </w:p>
+    <w:p>
+      <w:pPr>
+        <w:pStyle w:val="Heading2"/>
+      </w:pPr>
+      <w:r>
+        <w:t>Choosing Columns</w:t>
+      </w:r>
+    </w:p>
+    <w:p>
+      <w:r>
+        <w:t>The command line can choose the columns (`--export-columns path,artist,title,camelot`) and adds the Camelot column with `--camelot`. The CSV export keeps its original columns unless you ask for a set; `--camelot` alone appends one column to that original set rather than replacing it. The M3U export has no columns to choose, and asking for them is an error rather than a silently ignored flag.</w:t>
       </w:r>
     </w:p>
     <w:p>
@@ -487,11 +920,22 @@
         <w:t>python -m audio_suite_shared.cli_app stats &lt;folder&gt; --trend --history-limit 24</w:t>
         <w:br/>
         <w:t>python -m audio_suite_shared.cli_app stats &lt;folder&gt; --export-json report.json</w:t>
+        <w:br/>
+        <w:t>python -m audio_suite_shared.cli_app stats &lt;folder&gt; --export m3u</w:t>
+        <w:br/>
+        <w:t>python -m audio_suite_shared.cli_app stats &lt;folder&gt; --export csv --export-columns path,artist,title,key,camelot</w:t>
+        <w:br/>
+        <w:t>python -m audio_suite_shared.cli_app stats &lt;folder&gt; --export html --camelot --export-path report.html</w:t>
       </w:r>
     </w:p>
     <w:p>
       <w:r>
-        <w:t>Options include --incremental, --refresh, --export-csv, --export-json, --completeness, --detail title|artist|album|track_number|year|bpm|key|genre|mood|tempo_marking|album_art|replaygain, --trend, --history-limit, --no-history, and --json. The CLI prints aggregate counts, format breakdown, missing-data percentages, optional completeness, and the recorded trend when asked for it.</w:t>
+        <w:t>Options include --incremental, --refresh, --export-csv, --export-json, --export m3u|csv|html, --export-path, --export-columns, --camelot, --completeness, --detail title|artist|album|track_number|year|bpm|key|genre|mood|tempo_marking|album_art|replaygain, --trend, --history-limit, --no-history, and --json. The CLI prints aggregate counts, format breakdown, missing-data percentages, optional completeness, and the recorded trend when asked for it.</w:t>
+      </w:r>
+    </w:p>
+    <w:p>
+      <w:r>
+        <w:t>--export writes one artefact per run: the M3U playlist, the column-aware CSV, or the HTML page. Without --export-path it is written inside the scanned folder as &lt;folder-name&gt;_library.&lt;ext&gt;, and the written path is reported. The export runs before the --json branch, so --json and --export can be combined.</w:t>
       </w:r>
     </w:p>
     <w:p>
@@ -570,6 +1014,48 @@
       </w:r>
       <w:r>
         <w:t>Complete a scan before exporting. Empty reports cannot be exported from the GUI.</w:t>
+      </w:r>
+    </w:p>
+    <w:p>
+      <w:pPr>
+        <w:pStyle w:val="ListBullet"/>
+      </w:pPr>
+      <w:r>
+        <w:rPr>
+          <w:b/>
+        </w:rPr>
+        <w:t xml:space="preserve">A playlist is in the wrong order: </w:t>
+      </w:r>
+      <w:r>
+        <w:t>Order is album artist, album, track number, then filename. A file with a missing or non-numeric track number sorts after its numbered siblings; tagging the track numbers fixes the order.</w:t>
+      </w:r>
+    </w:p>
+    <w:p>
+      <w:pPr>
+        <w:pStyle w:val="ListBullet"/>
+      </w:pPr>
+      <w:r>
+        <w:rPr>
+          <w:b/>
+        </w:rPr>
+        <w:t xml:space="preserve">A Camelot column is empty: </w:t>
+      </w:r>
+      <w:r>
+        <w:t>The file has no key tag, or the Key Detector found none worth tagging. Run the Key Detector first.</w:t>
+      </w:r>
+    </w:p>
+    <w:p>
+      <w:pPr>
+        <w:pStyle w:val="ListBullet"/>
+      </w:pPr>
+      <w:r>
+        <w:rPr>
+          <w:b/>
+        </w:rPr>
+        <w:t xml:space="preserve">An export column is rejected: </w:t>
+      </w:r>
+      <w:r>
+        <w:t>Only the documented columns exist. A misspelt name fails with the list rather than producing a file missing the column you asked for.</w:t>
       </w:r>
     </w:p>
     <w:p>
